--- a/abgabe/dokumentationUndReflexion.docx
+++ b/abgabe/dokumentationUndReflexion.docx
@@ -99,12 +99,14 @@
         <w:rPr>
           <w:i/>
           <w:iCs/>
-        </w:rPr>
-      </w:pPr>
-      <w:r>
-        <w:rPr>
-          <w:i/>
-          <w:iCs/>
+          <w:lang w:val="en-US"/>
+        </w:rPr>
+      </w:pPr>
+      <w:r>
+        <w:rPr>
+          <w:i/>
+          <w:iCs/>
+          <w:lang w:val="en-US"/>
         </w:rPr>
         <w:t>Florian Hans, Oliver Schlieper, Vincent Nier</w:t>
       </w:r>
@@ -112,6 +114,9 @@
     <w:p>
       <w:pPr>
         <w:spacing w:after="0" w:line="240" w:lineRule="auto"/>
+        <w:rPr>
+          <w:lang w:val="en-US"/>
+        </w:rPr>
       </w:pPr>
     </w:p>
     <w:p>
@@ -268,6 +273,30 @@
       <w:pPr>
         <w:pStyle w:val="Listenabsatz"/>
         <w:numPr>
+          <w:ilvl w:val="0"/>
+          <w:numId w:val="4"/>
+        </w:numPr>
+        <w:spacing w:after="0" w:line="240" w:lineRule="auto"/>
+      </w:pPr>
+      <w:r>
+        <w:t>A</w:t>
+      </w:r>
+      <w:r>
+        <w:t>lle Befehle werden im Projekt-Root-Ordner ausgeführt</w:t>
+      </w:r>
+      <w:r>
+        <w:t>.</w:t>
+      </w:r>
+    </w:p>
+    <w:p>
+      <w:pPr>
+        <w:spacing w:after="0" w:line="240" w:lineRule="auto"/>
+      </w:pPr>
+    </w:p>
+    <w:p>
+      <w:pPr>
+        <w:pStyle w:val="Listenabsatz"/>
+        <w:numPr>
           <w:ilvl w:val="1"/>
           <w:numId w:val="3"/>
         </w:numPr>
@@ -355,7 +384,13 @@
         <w:spacing w:after="0" w:line="240" w:lineRule="auto"/>
       </w:pPr>
       <w:r>
-        <w:t>Starten Sie in einem neuen Terminal die Applikation:</w:t>
+        <w:t>Starten Sie in einem neuen Terminal die Applikation</w:t>
+      </w:r>
+      <w:r>
+        <w:t xml:space="preserve"> mit</w:t>
+      </w:r>
+      <w:r>
+        <w:t>:</w:t>
       </w:r>
     </w:p>
     <w:p>
@@ -639,30 +674,23 @@
             </w:pPr>
             <w:r>
               <w:rPr>
-                <w:sz w:val="2"/>
-                <w:szCs w:val="2"/>
-              </w:rPr>
-              <w:t>.</w:t>
-            </w:r>
-            <w:r>
-              <w:rPr>
                 <w:noProof/>
                 <w:sz w:val="2"/>
                 <w:szCs w:val="2"/>
               </w:rPr>
               <w:drawing>
-                <wp:anchor distT="0" distB="0" distL="114300" distR="114300" simplePos="0" relativeHeight="251672576" behindDoc="0" locked="0" layoutInCell="1" allowOverlap="1" wp14:anchorId="085E2A18" wp14:editId="6F151780">
+                <wp:anchor distT="0" distB="0" distL="114300" distR="114300" simplePos="0" relativeHeight="251672576" behindDoc="0" locked="0" layoutInCell="1" allowOverlap="1" wp14:anchorId="2DC53433" wp14:editId="67F10429">
                   <wp:simplePos x="0" y="0"/>
                   <wp:positionH relativeFrom="column">
-                    <wp:posOffset>-65405</wp:posOffset>
+                    <wp:posOffset>-64789</wp:posOffset>
                   </wp:positionH>
                   <wp:positionV relativeFrom="paragraph">
-                    <wp:posOffset>15240</wp:posOffset>
+                    <wp:posOffset>408</wp:posOffset>
                   </wp:positionV>
-                  <wp:extent cx="5760720" cy="3811270"/>
+                  <wp:extent cx="5760720" cy="3799840"/>
                   <wp:effectExtent l="0" t="0" r="0" b="0"/>
                   <wp:wrapSquare wrapText="bothSides"/>
-                  <wp:docPr id="677674850" name="Grafik 25"/>
+                  <wp:docPr id="442252302" name="Grafik 1"/>
                   <wp:cNvGraphicFramePr>
                     <a:graphicFrameLocks xmlns:a="http://schemas.openxmlformats.org/drawingml/2006/main" noChangeAspect="1"/>
                   </wp:cNvGraphicFramePr>
@@ -670,7 +698,7 @@
                     <a:graphicData uri="http://schemas.openxmlformats.org/drawingml/2006/picture">
                       <pic:pic xmlns:pic="http://schemas.openxmlformats.org/drawingml/2006/picture">
                         <pic:nvPicPr>
-                          <pic:cNvPr id="677674850" name="Grafik 677674850"/>
+                          <pic:cNvPr id="442252302" name="Grafik 442252302"/>
                           <pic:cNvPicPr/>
                         </pic:nvPicPr>
                         <pic:blipFill>
@@ -688,7 +716,7 @@
                         <pic:spPr>
                           <a:xfrm>
                             <a:off x="0" y="0"/>
-                            <a:ext cx="5760720" cy="3811270"/>
+                            <a:ext cx="5760720" cy="3799840"/>
                           </a:xfrm>
                           <a:prstGeom prst="rect">
                             <a:avLst/>
@@ -710,13 +738,7 @@
           </w:tcPr>
           <w:p>
             <w:r>
-              <w:t>Stand: 1</w:t>
-            </w:r>
-            <w:r>
-              <w:t>4</w:t>
-            </w:r>
-            <w:r>
-              <w:t>.07.2026</w:t>
+              <w:t>Finaler Entwicklungsstand</w:t>
             </w:r>
           </w:p>
         </w:tc>
@@ -1489,20 +1511,22 @@
             <w:r>
               <w:rPr>
                 <w:noProof/>
+                <w:sz w:val="2"/>
+                <w:szCs w:val="2"/>
               </w:rPr>
               <w:drawing>
-                <wp:anchor distT="0" distB="0" distL="114300" distR="114300" simplePos="0" relativeHeight="251669504" behindDoc="0" locked="0" layoutInCell="1" allowOverlap="1" wp14:anchorId="7241293A" wp14:editId="09B445C2">
+                <wp:anchor distT="0" distB="0" distL="114300" distR="114300" simplePos="0" relativeHeight="251673600" behindDoc="0" locked="0" layoutInCell="1" allowOverlap="1" wp14:anchorId="7E6CEBCC" wp14:editId="76A37214">
                   <wp:simplePos x="0" y="0"/>
                   <wp:positionH relativeFrom="column">
-                    <wp:posOffset>-65083</wp:posOffset>
+                    <wp:posOffset>-64991</wp:posOffset>
                   </wp:positionH>
                   <wp:positionV relativeFrom="paragraph">
-                    <wp:posOffset>2004</wp:posOffset>
+                    <wp:posOffset>4224</wp:posOffset>
                   </wp:positionV>
-                  <wp:extent cx="5760720" cy="1882140"/>
-                  <wp:effectExtent l="0" t="0" r="0" b="3810"/>
+                  <wp:extent cx="5760720" cy="1860550"/>
+                  <wp:effectExtent l="0" t="0" r="0" b="6350"/>
                   <wp:wrapSquare wrapText="bothSides"/>
-                  <wp:docPr id="1598595336" name="Grafik 22"/>
+                  <wp:docPr id="1240324231" name="Grafik 2"/>
                   <wp:cNvGraphicFramePr>
                     <a:graphicFrameLocks xmlns:a="http://schemas.openxmlformats.org/drawingml/2006/main" noChangeAspect="1"/>
                   </wp:cNvGraphicFramePr>
@@ -1510,7 +1534,7 @@
                     <a:graphicData uri="http://schemas.openxmlformats.org/drawingml/2006/picture">
                       <pic:pic xmlns:pic="http://schemas.openxmlformats.org/drawingml/2006/picture">
                         <pic:nvPicPr>
-                          <pic:cNvPr id="1598595336" name="Grafik 1598595336"/>
+                          <pic:cNvPr id="1240324231" name="Grafik 1240324231"/>
                           <pic:cNvPicPr/>
                         </pic:nvPicPr>
                         <pic:blipFill>
@@ -1528,7 +1552,7 @@
                         <pic:spPr>
                           <a:xfrm>
                             <a:off x="0" y="0"/>
-                            <a:ext cx="5760720" cy="1882140"/>
+                            <a:ext cx="5760720" cy="1860550"/>
                           </a:xfrm>
                           <a:prstGeom prst="rect">
                             <a:avLst/>
@@ -2508,6 +2532,118 @@
     </w:lvl>
   </w:abstractNum>
   <w:abstractNum w:abstractNumId="1" w15:restartNumberingAfterBreak="0">
+    <w:nsid w:val="16B304BD"/>
+    <w:multiLevelType w:val="hybridMultilevel"/>
+    <w:tmpl w:val="2F868F80"/>
+    <w:lvl w:ilvl="0" w:tplc="C8ECAB88">
+      <w:numFmt w:val="bullet"/>
+      <w:lvlText w:val="-"/>
+      <w:lvlJc w:val="left"/>
+      <w:pPr>
+        <w:ind w:left="1068" w:hanging="360"/>
+      </w:pPr>
+      <w:rPr>
+        <w:rFonts w:ascii="Aptos" w:eastAsiaTheme="minorEastAsia" w:hAnsi="Aptos" w:cstheme="minorBidi" w:hint="default"/>
+      </w:rPr>
+    </w:lvl>
+    <w:lvl w:ilvl="1" w:tplc="04070003" w:tentative="1">
+      <w:start w:val="1"/>
+      <w:numFmt w:val="bullet"/>
+      <w:lvlText w:val="o"/>
+      <w:lvlJc w:val="left"/>
+      <w:pPr>
+        <w:ind w:left="1788" w:hanging="360"/>
+      </w:pPr>
+      <w:rPr>
+        <w:rFonts w:ascii="Courier New" w:hAnsi="Courier New" w:cs="Courier New" w:hint="default"/>
+      </w:rPr>
+    </w:lvl>
+    <w:lvl w:ilvl="2" w:tplc="04070005" w:tentative="1">
+      <w:start w:val="1"/>
+      <w:numFmt w:val="bullet"/>
+      <w:lvlText w:val=""/>
+      <w:lvlJc w:val="left"/>
+      <w:pPr>
+        <w:ind w:left="2508" w:hanging="360"/>
+      </w:pPr>
+      <w:rPr>
+        <w:rFonts w:ascii="Wingdings" w:hAnsi="Wingdings" w:hint="default"/>
+      </w:rPr>
+    </w:lvl>
+    <w:lvl w:ilvl="3" w:tplc="04070001" w:tentative="1">
+      <w:start w:val="1"/>
+      <w:numFmt w:val="bullet"/>
+      <w:lvlText w:val=""/>
+      <w:lvlJc w:val="left"/>
+      <w:pPr>
+        <w:ind w:left="3228" w:hanging="360"/>
+      </w:pPr>
+      <w:rPr>
+        <w:rFonts w:ascii="Symbol" w:hAnsi="Symbol" w:hint="default"/>
+      </w:rPr>
+    </w:lvl>
+    <w:lvl w:ilvl="4" w:tplc="04070003" w:tentative="1">
+      <w:start w:val="1"/>
+      <w:numFmt w:val="bullet"/>
+      <w:lvlText w:val="o"/>
+      <w:lvlJc w:val="left"/>
+      <w:pPr>
+        <w:ind w:left="3948" w:hanging="360"/>
+      </w:pPr>
+      <w:rPr>
+        <w:rFonts w:ascii="Courier New" w:hAnsi="Courier New" w:cs="Courier New" w:hint="default"/>
+      </w:rPr>
+    </w:lvl>
+    <w:lvl w:ilvl="5" w:tplc="04070005" w:tentative="1">
+      <w:start w:val="1"/>
+      <w:numFmt w:val="bullet"/>
+      <w:lvlText w:val=""/>
+      <w:lvlJc w:val="left"/>
+      <w:pPr>
+        <w:ind w:left="4668" w:hanging="360"/>
+      </w:pPr>
+      <w:rPr>
+        <w:rFonts w:ascii="Wingdings" w:hAnsi="Wingdings" w:hint="default"/>
+      </w:rPr>
+    </w:lvl>
+    <w:lvl w:ilvl="6" w:tplc="04070001" w:tentative="1">
+      <w:start w:val="1"/>
+      <w:numFmt w:val="bullet"/>
+      <w:lvlText w:val=""/>
+      <w:lvlJc w:val="left"/>
+      <w:pPr>
+        <w:ind w:left="5388" w:hanging="360"/>
+      </w:pPr>
+      <w:rPr>
+        <w:rFonts w:ascii="Symbol" w:hAnsi="Symbol" w:hint="default"/>
+      </w:rPr>
+    </w:lvl>
+    <w:lvl w:ilvl="7" w:tplc="04070003" w:tentative="1">
+      <w:start w:val="1"/>
+      <w:numFmt w:val="bullet"/>
+      <w:lvlText w:val="o"/>
+      <w:lvlJc w:val="left"/>
+      <w:pPr>
+        <w:ind w:left="6108" w:hanging="360"/>
+      </w:pPr>
+      <w:rPr>
+        <w:rFonts w:ascii="Courier New" w:hAnsi="Courier New" w:cs="Courier New" w:hint="default"/>
+      </w:rPr>
+    </w:lvl>
+    <w:lvl w:ilvl="8" w:tplc="04070005" w:tentative="1">
+      <w:start w:val="1"/>
+      <w:numFmt w:val="bullet"/>
+      <w:lvlText w:val=""/>
+      <w:lvlJc w:val="left"/>
+      <w:pPr>
+        <w:ind w:left="6828" w:hanging="360"/>
+      </w:pPr>
+      <w:rPr>
+        <w:rFonts w:ascii="Wingdings" w:hAnsi="Wingdings" w:hint="default"/>
+      </w:rPr>
+    </w:lvl>
+  </w:abstractNum>
+  <w:abstractNum w:abstractNumId="2" w15:restartNumberingAfterBreak="0">
     <w:nsid w:val="2E52444F"/>
     <w:multiLevelType w:val="hybridMultilevel"/>
     <w:tmpl w:val="66C27FB2"/>
@@ -2619,7 +2755,7 @@
       </w:rPr>
     </w:lvl>
   </w:abstractNum>
-  <w:abstractNum w:abstractNumId="2" w15:restartNumberingAfterBreak="0">
+  <w:abstractNum w:abstractNumId="3" w15:restartNumberingAfterBreak="0">
     <w:nsid w:val="412028E3"/>
     <w:multiLevelType w:val="hybridMultilevel"/>
     <w:tmpl w:val="7F78C42C"/>
@@ -2730,13 +2866,16 @@
     </w:lvl>
   </w:abstractNum>
   <w:num w:numId="1" w16cid:durableId="1252737022">
-    <w:abstractNumId w:val="1"/>
+    <w:abstractNumId w:val="2"/>
   </w:num>
   <w:num w:numId="2" w16cid:durableId="182549325">
     <w:abstractNumId w:val="0"/>
   </w:num>
   <w:num w:numId="3" w16cid:durableId="1264536822">
-    <w:abstractNumId w:val="2"/>
+    <w:abstractNumId w:val="3"/>
+  </w:num>
+  <w:num w:numId="4" w16cid:durableId="85199267">
+    <w:abstractNumId w:val="1"/>
   </w:num>
 </w:numbering>
 </file>
